--- a/docs/cadrage/equipe-6-personas-v1.2.docx
+++ b/docs/cadrage/equipe-6-personas-v1.2.docx
@@ -916,7 +916,7 @@
         <w:rPr>
           <w:b/>
         </w:rPr>
-        <w:t>US-F6.1, US-Q.1</w:t>
+        <w:t>US-F6.1, US-R2.5</w:t>
       </w:r>
     </w:p>
     <w:p>
@@ -1538,7 +1538,7 @@
         <w:rPr>
           <w:b/>
         </w:rPr>
-        <w:t>US-Q.1</w:t>
+        <w:t>US-R2.5</w:t>
       </w:r>
       <w:r>
         <w:t xml:space="preserve"> (should)</w:t>
@@ -2393,7 +2393,7 @@
           <w:p>
             <w:r/>
             <w:r>
-              <w:t>US-F1.x, US-F6.x, US-Q.1</w:t>
+              <w:t>US-F1.x, US-F6.x, US-R2.5</w:t>
             </w:r>
           </w:p>
         </w:tc>
